--- a/pr-preview/pr-331/multiple-testing-handout.docx
+++ b/pr-preview/pr-331/multiple-testing-handout.docx
@@ -15,7 +15,7 @@
         <w:pStyle w:val="Date"/>
       </w:pPr>
       <w:r>
-        <w:t xml:space="preserve">Last modified: 2026-10-18 00:41:10 (PDT)</w:t>
+        <w:t xml:space="preserve">Last modified: 2026-10-18 13:25:37 (PDT)</w:t>
       </w:r>
     </w:p>
     <w:p>
@@ -87,7 +87,16 @@
         <w:t xml:space="preserve"> </w:t>
       </w:r>
       <w:r>
-        <w:t xml:space="preserve">and those chances add up over thousands of tests.</w:t>
+        <w:t xml:space="preserve">and those chances add up over thousands of tests</w:t>
+      </w:r>
+      <w:r>
+        <w:t xml:space="preserve"> </w:t>
+      </w:r>
+      <w:r>
+        <w:t xml:space="preserve">[1]</w:t>
+      </w:r>
+      <w:r>
+        <w:t xml:space="preserve">.</w:t>
       </w:r>
     </w:p>
     <w:p>
@@ -149,7 +158,7 @@
         <w:t xml:space="preserve"> </w:t>
       </w:r>
       <w:r>
-        <w:t xml:space="preserve">(Holm 1979)</w:t>
+        <w:t xml:space="preserve">[2]</w:t>
       </w:r>
       <w:r>
         <w:t xml:space="preserve"> </w:t>
@@ -161,7 +170,7 @@
         <w:t xml:space="preserve"> </w:t>
       </w:r>
       <w:r>
-        <w:t xml:space="preserve">(Benjamini and Hochberg 1995)</w:t>
+        <w:t xml:space="preserve">[3]</w:t>
       </w:r>
       <w:r>
         <w:t xml:space="preserve">,</w:t>
@@ -210,7 +219,7 @@
         <w:t xml:space="preserve"> </w:t>
       </w:r>
       <w:r>
-        <w:t xml:space="preserve">James et al. (2021)</w:t>
+        <w:t xml:space="preserve">James et al. [4]</w:t>
       </w:r>
       <w:r>
         <w:t xml:space="preserve">.</w:t>
@@ -236,7 +245,7 @@
         <w:t xml:space="preserve"> </w:t>
       </w:r>
       <w:r>
-        <w:t xml:space="preserve">Khan et al. (2001)</w:t>
+        <w:t xml:space="preserve">Khan et al. [5]</w:t>
       </w:r>
       <w:r>
         <w:t xml:space="preserve">,</w:t>
@@ -309,7 +318,7 @@
         <w:t xml:space="preserve"> </w:t>
       </w:r>
       <w:r>
-        <w:t xml:space="preserve">(James et al. 2021)</w:t>
+        <w:t xml:space="preserve">[4]</w:t>
       </w:r>
       <w:r>
         <w:t xml:space="preserve">:</w:t>
@@ -6661,7 +6670,16 @@
         <w:t xml:space="preserve"> </w:t>
       </w:r>
       <w:r>
-        <w:t xml:space="preserve">(FWER) is the probability of at least one false positive:</w:t>
+        <w:t xml:space="preserve">(FWER) is the probability of at least one false positive</w:t>
+      </w:r>
+      <w:r>
+        <w:t xml:space="preserve"> </w:t>
+      </w:r>
+      <w:r>
+        <w:t xml:space="preserve">[6]</w:t>
+      </w:r>
+      <w:r>
+        <w:t xml:space="preserve">:</w:t>
       </w:r>
     </w:p>
     <w:p>
@@ -6753,7 +6771,7 @@
         <w:t xml:space="preserve"> </w:t>
       </w:r>
       <w:r>
-        <w:t xml:space="preserve">Wikipedia contributors (2026d)</w:t>
+        <w:t xml:space="preserve">Wikipedia contributors [6]</w:t>
       </w:r>
       <w:r>
         <w:t xml:space="preserve">.</w:t>
@@ -7649,6 +7667,12 @@
         </w:r>
       </w:hyperlink>
       <w:r>
+        <w:t xml:space="preserve"> </w:t>
+      </w:r>
+      <w:r>
+        <w:t xml:space="preserve">[7]</w:t>
+      </w:r>
+      <w:r>
         <w:t xml:space="preserve">:</w:t>
       </w:r>
     </w:p>
@@ -7736,7 +7760,7 @@
         <w:t xml:space="preserve"> </w:t>
       </w:r>
       <w:r>
-        <w:t xml:space="preserve">Wikipedia contributors (2026c)</w:t>
+        <w:t xml:space="preserve">Wikipedia contributors [7]</w:t>
       </w:r>
       <w:r>
         <w:t xml:space="preserve">.</w:t>
@@ -7765,7 +7789,7 @@
         <w:t xml:space="preserve"> </w:t>
       </w:r>
       <w:r>
-        <w:t xml:space="preserve">(1995)</w:t>
+        <w:t xml:space="preserve">[3]</w:t>
       </w:r>
       <w:r>
         <w:t xml:space="preserve">;</w:t>
@@ -7841,7 +7865,7 @@
         <w:t xml:space="preserve"> </w:t>
       </w:r>
       <w:r>
-        <w:t xml:space="preserve">James et al. (2021, ch. 13)</w:t>
+        <w:t xml:space="preserve">James et al. [4, Ch. 13]</w:t>
       </w:r>
       <w:r>
         <w:t xml:space="preserve">.</w:t>
@@ -10232,7 +10256,7 @@
         <w:t xml:space="preserve"> </w:t>
       </w:r>
       <w:r>
-        <w:t xml:space="preserve">James et al. (2021, ch. 13)</w:t>
+        <w:t xml:space="preserve">James et al. [4, Ch. 13]</w:t>
       </w:r>
       <w:r>
         <w:t xml:space="preserve">;</w:t>
@@ -10241,7 +10265,7 @@
         <w:t xml:space="preserve"> </w:t>
       </w:r>
       <w:r>
-        <w:t xml:space="preserve">Wikipedia contributors (2026a)</w:t>
+        <w:t xml:space="preserve">Wikipedia contributors [8]</w:t>
       </w:r>
       <w:r>
         <w:t xml:space="preserve">.</w:t>
@@ -12600,7 +12624,16 @@
         </m:sSub>
       </m:oMath>
       <w:r>
-        <w:t xml:space="preserve">, the probability of their union is at most the sum of their probabilities:</w:t>
+        <w:t xml:space="preserve">, the probability of their union is at most the sum of their probabilities</w:t>
+      </w:r>
+      <w:r>
+        <w:t xml:space="preserve"> </w:t>
+      </w:r>
+      <w:r>
+        <w:t xml:space="preserve">[9]</w:t>
+      </w:r>
+      <w:r>
+        <w:t xml:space="preserve">:</w:t>
       </w:r>
     </w:p>
     <w:p>
@@ -12780,7 +12813,7 @@
         <w:t xml:space="preserve"> </w:t>
       </w:r>
       <w:r>
-        <w:t xml:space="preserve">Wikipedia contributors (2026b)</w:t>
+        <w:t xml:space="preserve">Wikipedia contributors [9]</w:t>
       </w:r>
       <w:r>
         <w:t xml:space="preserve">.</w:t>
@@ -16210,7 +16243,7 @@
         <w:t xml:space="preserve"> </w:t>
       </w:r>
       <w:r>
-        <w:t xml:space="preserve">(1979)</w:t>
+        <w:t xml:space="preserve">[2]</w:t>
       </w:r>
       <w:r>
         <w:t xml:space="preserve">.</w:t>
@@ -16387,7 +16420,16 @@
         <w:t xml:space="preserve"> </w:t>
       </w:r>
       <w:r>
-        <w:t xml:space="preserve">and no others.</w:t>
+        <w:t xml:space="preserve">and no others</w:t>
+      </w:r>
+      <w:r>
+        <w:t xml:space="preserve"> </w:t>
+      </w:r>
+      <w:r>
+        <w:t xml:space="preserve">[10]</w:t>
+      </w:r>
+      <w:r>
+        <w:t xml:space="preserve">.</w:t>
       </w:r>
     </w:p>
     <w:p>
@@ -16401,7 +16443,7 @@
         <w:t xml:space="preserve"> </w:t>
       </w:r>
       <w:r>
-        <w:t xml:space="preserve">(1979)</w:t>
+        <w:t xml:space="preserve">[2]</w:t>
       </w:r>
       <w:r>
         <w:t xml:space="preserve">;</w:t>
@@ -16410,7 +16452,7 @@
         <w:t xml:space="preserve"> </w:t>
       </w:r>
       <w:r>
-        <w:t xml:space="preserve">Wikipedia contributors (2026e)</w:t>
+        <w:t xml:space="preserve">Wikipedia contributors [10]</w:t>
       </w:r>
       <w:r>
         <w:t xml:space="preserve">.</w:t>
@@ -21556,7 +21598,7 @@
         </w:numPr>
       </w:pPr>
       <w:r>
-        <w:t xml:space="preserve">Casella and Berger (2002, sec. 11.2.5, pp. 534–535)</w:t>
+        <w:t xml:space="preserve">Casella and Berger [11, Sec. 11.2.5], pp. 534–535</w:t>
       </w:r>
       <w:r>
         <w:t xml:space="preserve"> </w:t>
@@ -21574,7 +21616,7 @@
         </w:numPr>
       </w:pPr>
       <w:r>
-        <w:t xml:space="preserve">Rice (2007, sec. 12.2.2, pp. 485–487)</w:t>
+        <w:t xml:space="preserve">Rice [12, Sec. 12.2.2], pp. 485–487</w:t>
       </w:r>
       <w:r>
         <w:t xml:space="preserve"> </w:t>
@@ -21984,7 +22026,7 @@
         <w:t xml:space="preserve"> </w:t>
       </w:r>
       <w:r>
-        <w:t xml:space="preserve">(1995)</w:t>
+        <w:t xml:space="preserve">[3]</w:t>
       </w:r>
       <w:r>
         <w:t xml:space="preserve">.</w:t>
@@ -22162,7 +22204,7 @@
         <w:t xml:space="preserve"> </w:t>
       </w:r>
       <w:r>
-        <w:t xml:space="preserve">(1995)</w:t>
+        <w:t xml:space="preserve">[3]</w:t>
       </w:r>
       <w:r>
         <w:t xml:space="preserve">;</w:t>
@@ -22171,7 +22213,7 @@
         <w:t xml:space="preserve"> </w:t>
       </w:r>
       <w:r>
-        <w:t xml:space="preserve">Wikipedia contributors (2026c)</w:t>
+        <w:t xml:space="preserve">Wikipedia contributors [7]</w:t>
       </w:r>
       <w:r>
         <w:t xml:space="preserve">.</w:t>
@@ -24545,7 +24587,7 @@
         <w:t xml:space="preserve"> </w:t>
       </w:r>
       <w:r>
-        <w:t xml:space="preserve">(1995)</w:t>
+        <w:t xml:space="preserve">[3]</w:t>
       </w:r>
       <w:r>
         <w:t xml:space="preserve">,</w:t>
@@ -24968,7 +25010,7 @@
         <w:t xml:space="preserve"> </w:t>
       </w:r>
       <w:r>
-        <w:t xml:space="preserve">Benjamini and Yekutieli (2001)</w:t>
+        <w:t xml:space="preserve">Benjamini and Yekutieli [13]</w:t>
       </w:r>
       <w:r>
         <w:t xml:space="preserve"> </w:t>
@@ -25073,7 +25115,7 @@
         <w:t xml:space="preserve"> </w:t>
       </w:r>
       <w:r>
-        <w:t xml:space="preserve">James et al. (2021, ch. 13)</w:t>
+        <w:t xml:space="preserve">James et al. [4, Ch. 13]</w:t>
       </w:r>
       <w:r>
         <w:t xml:space="preserve"> </w:t>
@@ -25085,7 +25127,7 @@
         <w:t xml:space="preserve"> </w:t>
       </w:r>
       <w:r>
-        <w:t xml:space="preserve">Efron and Hastie (2016, ch. 15)</w:t>
+        <w:t xml:space="preserve">Efron and Hastie [14, Ch. 15]</w:t>
       </w:r>
       <w:r>
         <w:t xml:space="preserve"> </w:t>
@@ -27737,7 +27779,7 @@
         <w:t xml:space="preserve"> </w:t>
       </w:r>
       <w:r>
-        <w:t xml:space="preserve">Storey (2002)</w:t>
+        <w:t xml:space="preserve">Storey [15]</w:t>
       </w:r>
       <w:r>
         <w:t xml:space="preserve"> </w:t>
@@ -28461,7 +28503,7 @@
     </w:p>
     <w:bookmarkEnd w:id="91"/>
     <w:bookmarkEnd w:id="92"/>
-    <w:bookmarkStart w:id="96" w:name="sec-multiple-testing-reading"/>
+    <w:bookmarkStart w:id="95" w:name="sec-multiple-testing-reading"/>
     <w:p>
       <w:pPr>
         <w:pStyle w:val="Heading2"/>
@@ -28485,7 +28527,7 @@
         <w:t xml:space="preserve"> </w:t>
       </w:r>
       <w:r>
-        <w:t xml:space="preserve">James et al. (2021)</w:t>
+        <w:t xml:space="preserve">James et al. [4]</w:t>
       </w:r>
       <w:r>
         <w:t xml:space="preserve"> </w:t>
@@ -28509,7 +28551,7 @@
         <w:t xml:space="preserve"> </w:t>
       </w:r>
       <w:r>
-        <w:t xml:space="preserve">Efron and Hastie (2016)</w:t>
+        <w:t xml:space="preserve">Efron and Hastie [14]</w:t>
       </w:r>
       <w:r>
         <w:t xml:space="preserve"> </w:t>
@@ -28625,120 +28667,8 @@
         <w:t xml:space="preserve">without a distributional model for the test statistic.</w:t>
       </w:r>
     </w:p>
-    <w:bookmarkStart w:id="95" w:name="online-references"/>
-    <w:p>
-      <w:pPr>
-        <w:pStyle w:val="Heading3"/>
-      </w:pPr>
-      <w:r>
-        <w:t xml:space="preserve">8.1 Online references</w:t>
-      </w:r>
-    </w:p>
-    <w:p>
-      <w:pPr>
-        <w:numPr>
-          <w:ilvl w:val="0"/>
-          <w:numId w:val="1006"/>
-        </w:numPr>
-      </w:pPr>
-      <w:r>
-        <w:t xml:space="preserve">Wikipedia contributors (2026f)</w:t>
-      </w:r>
-      <w:r>
-        <w:t xml:space="preserve"> </w:t>
-      </w:r>
-      <w:r>
-        <w:t xml:space="preserve">— why many tests inflate the error rate</w:t>
-      </w:r>
-    </w:p>
-    <w:p>
-      <w:pPr>
-        <w:numPr>
-          <w:ilvl w:val="0"/>
-          <w:numId w:val="1006"/>
-        </w:numPr>
-      </w:pPr>
-      <w:r>
-        <w:t xml:space="preserve">Wikipedia contributors (2026d)</w:t>
-      </w:r>
-      <w:r>
-        <w:t xml:space="preserve"> </w:t>
-      </w:r>
-      <w:r>
-        <w:t xml:space="preserve">— the rate and the corrections that control it</w:t>
-      </w:r>
-    </w:p>
-    <w:p>
-      <w:pPr>
-        <w:numPr>
-          <w:ilvl w:val="0"/>
-          <w:numId w:val="1006"/>
-        </w:numPr>
-      </w:pPr>
-      <w:r>
-        <w:t xml:space="preserve">Wikipedia contributors (2026c)</w:t>
-      </w:r>
-      <w:r>
-        <w:t xml:space="preserve"> </w:t>
-      </w:r>
-      <w:r>
-        <w:t xml:space="preserve">— the rate and the Benjamini-Hochberg procedure</w:t>
-      </w:r>
-    </w:p>
-    <w:p>
-      <w:pPr>
-        <w:numPr>
-          <w:ilvl w:val="0"/>
-          <w:numId w:val="1006"/>
-        </w:numPr>
-      </w:pPr>
-      <w:r>
-        <w:t xml:space="preserve">Wikipedia contributors (2026a)</w:t>
-      </w:r>
-      <w:r>
-        <w:t xml:space="preserve"> </w:t>
-      </w:r>
-      <w:r>
-        <w:t xml:space="preserve">— the correction and its conservatism</w:t>
-      </w:r>
-    </w:p>
-    <w:p>
-      <w:pPr>
-        <w:numPr>
-          <w:ilvl w:val="0"/>
-          <w:numId w:val="1006"/>
-        </w:numPr>
-      </w:pPr>
-      <w:r>
-        <w:t xml:space="preserve">Wikipedia contributors (2026e)</w:t>
-      </w:r>
-      <w:r>
-        <w:t xml:space="preserve"> </w:t>
-      </w:r>
-      <w:r>
-        <w:t xml:space="preserve">— the step-down procedure</w:t>
-      </w:r>
-    </w:p>
-    <w:p>
-      <w:pPr>
-        <w:numPr>
-          <w:ilvl w:val="0"/>
-          <w:numId w:val="1006"/>
-        </w:numPr>
-      </w:pPr>
-      <w:r>
-        <w:t xml:space="preserve">Wikipedia contributors (2026b)</w:t>
-      </w:r>
-      <w:r>
-        <w:t xml:space="preserve"> </w:t>
-      </w:r>
-      <w:r>
-        <w:t xml:space="preserve">— the Wikipedia article on boole’s inequality</w:t>
-      </w:r>
-    </w:p>
     <w:bookmarkEnd w:id="95"/>
-    <w:bookmarkEnd w:id="96"/>
-    <w:bookmarkStart w:id="126" w:name="references"/>
+    <w:bookmarkStart w:id="125" w:name="references"/>
     <w:p>
       <w:pPr>
         <w:pStyle w:val="Heading2"/>
@@ -28747,66 +28677,86 @@
         <w:t xml:space="preserve">References</w:t>
       </w:r>
     </w:p>
-    <w:bookmarkStart w:id="125" w:name="refs"/>
-    <w:bookmarkStart w:id="98" w:name="ref-benjamini1995controlling"/>
+    <w:bookmarkStart w:id="124" w:name="refs"/>
+    <w:bookmarkStart w:id="97" w:name="X4c2229fbc763f35824b6512c3d029bed86ed837"/>
     <w:p>
       <w:pPr>
         <w:pStyle w:val="Bibliography"/>
       </w:pPr>
       <w:r>
-        <w:t xml:space="preserve">Benjamini, Yoav, and Yosef Hochberg. 1995.</w:t>
-      </w:r>
-      <w:r>
-        <w:t xml:space="preserve"> </w:t>
-      </w:r>
-      <w:r>
-        <w:t xml:space="preserve">“Controlling the False Discovery Rate: A Practical and Powerful Approach to Multiple Testing.”</w:t>
-      </w:r>
-      <w:r>
-        <w:t xml:space="preserve"> </w:t>
-      </w:r>
-      <w:r>
-        <w:rPr>
-          <w:i/>
-          <w:iCs/>
-        </w:rPr>
-        <w:t xml:space="preserve">Journal of the Royal Statistical Society: Series B (Methodological)</w:t>
-      </w:r>
-      <w:r>
-        <w:t xml:space="preserve"> </w:t>
-      </w:r>
-      <w:r>
-        <w:t xml:space="preserve">57 (1): 289–300.</w:t>
-      </w:r>
-      <w:r>
-        <w:t xml:space="preserve"> </w:t>
-      </w:r>
-      <w:hyperlink r:id="rId97">
+        <w:t xml:space="preserve">[1]</w:t>
+      </w:r>
+      <w:r>
+        <w:t xml:space="preserve"> </w:t>
+      </w:r>
+      <w:r>
+        <w:t xml:space="preserve">	</w:t>
+      </w:r>
+      <w:r>
+        <w:t xml:space="preserve">Wikipedia contributors,</w:t>
+      </w:r>
+      <w:r>
+        <w:t xml:space="preserve"> </w:t>
+      </w:r>
+      <w:r>
+        <w:t xml:space="preserve">“Multiple comparisons problem —</w:t>
+      </w:r>
+      <w:r>
+        <w:t xml:space="preserve"> </w:t>
+      </w:r>
+      <w:r>
+        <w:t xml:space="preserve">Wikipedia</w:t>
+      </w:r>
+      <w:r>
+        <w:t xml:space="preserve">,</w:t>
+      </w:r>
+      <w:r>
+        <w:t xml:space="preserve"> </w:t>
+      </w:r>
+      <w:r>
+        <w:t xml:space="preserve">the free encyclopedia.”</w:t>
+      </w:r>
+      <w:r>
+        <w:t xml:space="preserve"> </w:t>
+      </w:r>
+      <w:r>
+        <w:t xml:space="preserve">2026. Available:</w:t>
+      </w:r>
+      <w:r>
+        <w:t xml:space="preserve"> </w:t>
+      </w:r>
+      <w:hyperlink r:id="rId96">
         <w:r>
           <w:rPr>
             <w:rStyle w:val="Hyperlink"/>
           </w:rPr>
-          <w:t xml:space="preserve">https://doi.org/10.1111/j.2517-6161.1995.tb02031.x</w:t>
+          <w:t xml:space="preserve">https://en.wikipedia.org/wiki/Multiple_comparisons_problem</w:t>
         </w:r>
       </w:hyperlink>
-      <w:r>
-        <w:t xml:space="preserve">.</w:t>
-      </w:r>
     </w:p>
-    <w:bookmarkEnd w:id="98"/>
-    <w:bookmarkStart w:id="100" w:name="ref-benjamini2001control"/>
+    <w:bookmarkEnd w:id="97"/>
+    <w:bookmarkStart w:id="98" w:name="ref-holm1979simple"/>
     <w:p>
       <w:pPr>
         <w:pStyle w:val="Bibliography"/>
       </w:pPr>
       <w:r>
-        <w:t xml:space="preserve">Benjamini, Yoav, and Daniel Yekutieli. 2001.</w:t>
-      </w:r>
-      <w:r>
-        <w:t xml:space="preserve"> </w:t>
-      </w:r>
-      <w:r>
-        <w:t xml:space="preserve">“The Control of the False Discovery Rate in Multiple Testing Under Dependency.”</w:t>
+        <w:t xml:space="preserve">[2]</w:t>
+      </w:r>
+      <w:r>
+        <w:t xml:space="preserve"> </w:t>
+      </w:r>
+      <w:r>
+        <w:t xml:space="preserve">	</w:t>
+      </w:r>
+      <w:r>
+        <w:t xml:space="preserve">S. Holm,</w:t>
+      </w:r>
+      <w:r>
+        <w:t xml:space="preserve"> </w:t>
+      </w:r>
+      <w:r>
+        <w:t xml:space="preserve">“A simple sequentially rejective multiple test procedure,”</w:t>
       </w:r>
       <w:r>
         <w:t xml:space="preserve"> </w:t>
@@ -28816,13 +28766,48 @@
           <w:i/>
           <w:iCs/>
         </w:rPr>
-        <w:t xml:space="preserve">The Annals of Statistics</w:t>
-      </w:r>
-      <w:r>
-        <w:t xml:space="preserve"> </w:t>
-      </w:r>
-      <w:r>
-        <w:t xml:space="preserve">29 (4).</w:t>
+        <w:t xml:space="preserve">Scandinavian Journal of Statistics</w:t>
+      </w:r>
+      <w:r>
+        <w:t xml:space="preserve">, vol. 6, no. 2, pp. 65–70, 1979.</w:t>
+      </w:r>
+    </w:p>
+    <w:bookmarkEnd w:id="98"/>
+    <w:bookmarkStart w:id="100" w:name="ref-benjamini1995controlling"/>
+    <w:p>
+      <w:pPr>
+        <w:pStyle w:val="Bibliography"/>
+      </w:pPr>
+      <w:r>
+        <w:t xml:space="preserve">[3]</w:t>
+      </w:r>
+      <w:r>
+        <w:t xml:space="preserve"> </w:t>
+      </w:r>
+      <w:r>
+        <w:t xml:space="preserve">	</w:t>
+      </w:r>
+      <w:r>
+        <w:t xml:space="preserve">Y. Benjamini and Y. Hochberg,</w:t>
+      </w:r>
+      <w:r>
+        <w:t xml:space="preserve"> </w:t>
+      </w:r>
+      <w:r>
+        <w:t xml:space="preserve">“Controlling the false discovery rate: A practical and powerful approach to multiple testing,”</w:t>
+      </w:r>
+      <w:r>
+        <w:t xml:space="preserve"> </w:t>
+      </w:r>
+      <w:r>
+        <w:rPr>
+          <w:i/>
+          <w:iCs/>
+        </w:rPr>
+        <w:t xml:space="preserve">Journal of the Royal Statistical Society: Series B (Methodological)</w:t>
+      </w:r>
+      <w:r>
+        <w:t xml:space="preserve">, vol. 57, no. 1, pp. 289–300, 1995, doi:</w:t>
       </w:r>
       <w:r>
         <w:t xml:space="preserve"> </w:t>
@@ -28832,7 +28817,7 @@
           <w:rPr>
             <w:rStyle w:val="Hyperlink"/>
           </w:rPr>
-          <w:t xml:space="preserve">https://doi.org/10.1214/aos/1013699998</w:t>
+          <w:t xml:space="preserve">10.1111/j.2517-6161.1995.tb02031.x</w:t>
         </w:r>
       </w:hyperlink>
       <w:r>
@@ -28840,13 +28825,22 @@
       </w:r>
     </w:p>
     <w:bookmarkEnd w:id="100"/>
-    <w:bookmarkStart w:id="102" w:name="ref-CaseBerg01"/>
+    <w:bookmarkStart w:id="102" w:name="ref-james2021islr2e"/>
     <w:p>
       <w:pPr>
         <w:pStyle w:val="Bibliography"/>
       </w:pPr>
       <w:r>
-        <w:t xml:space="preserve">Casella, George, and Roger Berger. 2002.</w:t>
+        <w:t xml:space="preserve">[4]</w:t>
+      </w:r>
+      <w:r>
+        <w:t xml:space="preserve"> </w:t>
+      </w:r>
+      <w:r>
+        <w:t xml:space="preserve">	</w:t>
+      </w:r>
+      <w:r>
+        <w:t xml:space="preserve">G. James, D. Witten, T. Hastie, and R. Tibshirani,</w:t>
       </w:r>
       <w:r>
         <w:t xml:space="preserve"> </w:t>
@@ -28856,15 +28850,425 @@
           <w:i/>
           <w:iCs/>
         </w:rPr>
-        <w:t xml:space="preserve">Statistical Inference</w:t>
-      </w:r>
-      <w:r>
-        <w:t xml:space="preserve">. 2nd ed. Cengage Learning.</w:t>
+        <w:t xml:space="preserve">An introduction to statistical learning: With applications in</w:t>
+      </w:r>
+      <w:r>
+        <w:rPr>
+          <w:i/>
+          <w:iCs/>
+        </w:rPr>
+        <w:t xml:space="preserve"> </w:t>
+      </w:r>
+      <w:r>
+        <w:rPr>
+          <w:i/>
+          <w:iCs/>
+        </w:rPr>
+        <w:t xml:space="preserve">R</w:t>
+      </w:r>
+      <w:r>
+        <w:t xml:space="preserve">, 2nd ed. Springer, 2021. doi:</w:t>
       </w:r>
       <w:r>
         <w:t xml:space="preserve"> </w:t>
       </w:r>
       <w:hyperlink r:id="rId101">
+        <w:r>
+          <w:rPr>
+            <w:rStyle w:val="Hyperlink"/>
+          </w:rPr>
+          <w:t xml:space="preserve">10.1007/978-1-0716-1418-1</w:t>
+        </w:r>
+      </w:hyperlink>
+      <w:r>
+        <w:t xml:space="preserve">.</w:t>
+      </w:r>
+    </w:p>
+    <w:bookmarkEnd w:id="102"/>
+    <w:bookmarkStart w:id="104" w:name="ref-khan2001classification"/>
+    <w:p>
+      <w:pPr>
+        <w:pStyle w:val="Bibliography"/>
+      </w:pPr>
+      <w:r>
+        <w:t xml:space="preserve">[5]</w:t>
+      </w:r>
+      <w:r>
+        <w:t xml:space="preserve"> </w:t>
+      </w:r>
+      <w:r>
+        <w:t xml:space="preserve">	</w:t>
+      </w:r>
+      <w:r>
+        <w:t xml:space="preserve">J. Khan</w:t>
+      </w:r>
+      <w:r>
+        <w:t xml:space="preserve"> </w:t>
+      </w:r>
+      <w:r>
+        <w:rPr>
+          <w:i/>
+          <w:iCs/>
+        </w:rPr>
+        <w:t xml:space="preserve">et al.</w:t>
+      </w:r>
+      <w:r>
+        <w:t xml:space="preserve">,</w:t>
+      </w:r>
+      <w:r>
+        <w:t xml:space="preserve"> </w:t>
+      </w:r>
+      <w:r>
+        <w:t xml:space="preserve">“Classification and diagnostic prediction of cancers using gene expression profiling and artificial neural networks,”</w:t>
+      </w:r>
+      <w:r>
+        <w:t xml:space="preserve"> </w:t>
+      </w:r>
+      <w:r>
+        <w:rPr>
+          <w:i/>
+          <w:iCs/>
+        </w:rPr>
+        <w:t xml:space="preserve">Nature Medicine</w:t>
+      </w:r>
+      <w:r>
+        <w:t xml:space="preserve">, vol. 7, no. 6, pp. 673–679, 2001, doi:</w:t>
+      </w:r>
+      <w:r>
+        <w:t xml:space="preserve"> </w:t>
+      </w:r>
+      <w:hyperlink r:id="rId103">
+        <w:r>
+          <w:rPr>
+            <w:rStyle w:val="Hyperlink"/>
+          </w:rPr>
+          <w:t xml:space="preserve">10.1038/89044</w:t>
+        </w:r>
+      </w:hyperlink>
+      <w:r>
+        <w:t xml:space="preserve">.</w:t>
+      </w:r>
+    </w:p>
+    <w:bookmarkEnd w:id="104"/>
+    <w:bookmarkStart w:id="106" w:name="ref-wikipedia_family_wise_error_rate"/>
+    <w:p>
+      <w:pPr>
+        <w:pStyle w:val="Bibliography"/>
+      </w:pPr>
+      <w:r>
+        <w:t xml:space="preserve">[6]</w:t>
+      </w:r>
+      <w:r>
+        <w:t xml:space="preserve"> </w:t>
+      </w:r>
+      <w:r>
+        <w:t xml:space="preserve">	</w:t>
+      </w:r>
+      <w:r>
+        <w:t xml:space="preserve">Wikipedia contributors,</w:t>
+      </w:r>
+      <w:r>
+        <w:t xml:space="preserve"> </w:t>
+      </w:r>
+      <w:r>
+        <w:t xml:space="preserve">“Family-wise error rate —</w:t>
+      </w:r>
+      <w:r>
+        <w:t xml:space="preserve"> </w:t>
+      </w:r>
+      <w:r>
+        <w:t xml:space="preserve">Wikipedia</w:t>
+      </w:r>
+      <w:r>
+        <w:t xml:space="preserve">,</w:t>
+      </w:r>
+      <w:r>
+        <w:t xml:space="preserve"> </w:t>
+      </w:r>
+      <w:r>
+        <w:t xml:space="preserve">the free encyclopedia.”</w:t>
+      </w:r>
+      <w:r>
+        <w:t xml:space="preserve"> </w:t>
+      </w:r>
+      <w:r>
+        <w:t xml:space="preserve">2026. Available:</w:t>
+      </w:r>
+      <w:r>
+        <w:t xml:space="preserve"> </w:t>
+      </w:r>
+      <w:hyperlink r:id="rId105">
+        <w:r>
+          <w:rPr>
+            <w:rStyle w:val="Hyperlink"/>
+          </w:rPr>
+          <w:t xml:space="preserve">https://en.wikipedia.org/wiki/Family-wise_error_rate</w:t>
+        </w:r>
+      </w:hyperlink>
+    </w:p>
+    <w:bookmarkEnd w:id="106"/>
+    <w:bookmarkStart w:id="108" w:name="ref-wikipedia_false_discovery_rate"/>
+    <w:p>
+      <w:pPr>
+        <w:pStyle w:val="Bibliography"/>
+      </w:pPr>
+      <w:r>
+        <w:t xml:space="preserve">[7]</w:t>
+      </w:r>
+      <w:r>
+        <w:t xml:space="preserve"> </w:t>
+      </w:r>
+      <w:r>
+        <w:t xml:space="preserve">	</w:t>
+      </w:r>
+      <w:r>
+        <w:t xml:space="preserve">Wikipedia contributors,</w:t>
+      </w:r>
+      <w:r>
+        <w:t xml:space="preserve"> </w:t>
+      </w:r>
+      <w:r>
+        <w:t xml:space="preserve">“False discovery rate —</w:t>
+      </w:r>
+      <w:r>
+        <w:t xml:space="preserve"> </w:t>
+      </w:r>
+      <w:r>
+        <w:t xml:space="preserve">Wikipedia</w:t>
+      </w:r>
+      <w:r>
+        <w:t xml:space="preserve">,</w:t>
+      </w:r>
+      <w:r>
+        <w:t xml:space="preserve"> </w:t>
+      </w:r>
+      <w:r>
+        <w:t xml:space="preserve">the free encyclopedia.”</w:t>
+      </w:r>
+      <w:r>
+        <w:t xml:space="preserve"> </w:t>
+      </w:r>
+      <w:r>
+        <w:t xml:space="preserve">2026. Available:</w:t>
+      </w:r>
+      <w:r>
+        <w:t xml:space="preserve"> </w:t>
+      </w:r>
+      <w:hyperlink r:id="rId107">
+        <w:r>
+          <w:rPr>
+            <w:rStyle w:val="Hyperlink"/>
+          </w:rPr>
+          <w:t xml:space="preserve">https://en.wikipedia.org/wiki/False_discovery_rate</w:t>
+        </w:r>
+      </w:hyperlink>
+    </w:p>
+    <w:bookmarkEnd w:id="108"/>
+    <w:bookmarkStart w:id="110" w:name="ref-wikipedia_bonferroni_correction"/>
+    <w:p>
+      <w:pPr>
+        <w:pStyle w:val="Bibliography"/>
+      </w:pPr>
+      <w:r>
+        <w:t xml:space="preserve">[8]</w:t>
+      </w:r>
+      <w:r>
+        <w:t xml:space="preserve"> </w:t>
+      </w:r>
+      <w:r>
+        <w:t xml:space="preserve">	</w:t>
+      </w:r>
+      <w:r>
+        <w:t xml:space="preserve">Wikipedia contributors,</w:t>
+      </w:r>
+      <w:r>
+        <w:t xml:space="preserve"> </w:t>
+      </w:r>
+      <w:r>
+        <w:t xml:space="preserve">“Bonferroni correction —</w:t>
+      </w:r>
+      <w:r>
+        <w:t xml:space="preserve"> </w:t>
+      </w:r>
+      <w:r>
+        <w:t xml:space="preserve">Wikipedia</w:t>
+      </w:r>
+      <w:r>
+        <w:t xml:space="preserve">,</w:t>
+      </w:r>
+      <w:r>
+        <w:t xml:space="preserve"> </w:t>
+      </w:r>
+      <w:r>
+        <w:t xml:space="preserve">the free encyclopedia.”</w:t>
+      </w:r>
+      <w:r>
+        <w:t xml:space="preserve"> </w:t>
+      </w:r>
+      <w:r>
+        <w:t xml:space="preserve">2026. Available:</w:t>
+      </w:r>
+      <w:r>
+        <w:t xml:space="preserve"> </w:t>
+      </w:r>
+      <w:hyperlink r:id="rId109">
+        <w:r>
+          <w:rPr>
+            <w:rStyle w:val="Hyperlink"/>
+          </w:rPr>
+          <w:t xml:space="preserve">https://en.wikipedia.org/wiki/Bonferroni_correction</w:t>
+        </w:r>
+      </w:hyperlink>
+    </w:p>
+    <w:bookmarkEnd w:id="110"/>
+    <w:bookmarkStart w:id="112" w:name="ref-wikipedia_booles_inequality"/>
+    <w:p>
+      <w:pPr>
+        <w:pStyle w:val="Bibliography"/>
+      </w:pPr>
+      <w:r>
+        <w:t xml:space="preserve">[9]</w:t>
+      </w:r>
+      <w:r>
+        <w:t xml:space="preserve"> </w:t>
+      </w:r>
+      <w:r>
+        <w:t xml:space="preserve">	</w:t>
+      </w:r>
+      <w:r>
+        <w:t xml:space="preserve">Wikipedia contributors,</w:t>
+      </w:r>
+      <w:r>
+        <w:t xml:space="preserve"> </w:t>
+      </w:r>
+      <w:r>
+        <w:t xml:space="preserve">“Boole’s inequality —</w:t>
+      </w:r>
+      <w:r>
+        <w:t xml:space="preserve"> </w:t>
+      </w:r>
+      <w:r>
+        <w:t xml:space="preserve">Wikipedia</w:t>
+      </w:r>
+      <w:r>
+        <w:t xml:space="preserve">,</w:t>
+      </w:r>
+      <w:r>
+        <w:t xml:space="preserve"> </w:t>
+      </w:r>
+      <w:r>
+        <w:t xml:space="preserve">the free encyclopedia.”</w:t>
+      </w:r>
+      <w:r>
+        <w:t xml:space="preserve"> </w:t>
+      </w:r>
+      <w:r>
+        <w:t xml:space="preserve">2026. Available:</w:t>
+      </w:r>
+      <w:r>
+        <w:t xml:space="preserve"> </w:t>
+      </w:r>
+      <w:hyperlink r:id="rId111">
+        <w:r>
+          <w:rPr>
+            <w:rStyle w:val="Hyperlink"/>
+          </w:rPr>
+          <w:t xml:space="preserve">https://en.wikipedia.org/wiki/Boole%27s_inequality</w:t>
+        </w:r>
+      </w:hyperlink>
+    </w:p>
+    <w:bookmarkEnd w:id="112"/>
+    <w:bookmarkStart w:id="114" w:name="ref-wikipedia_holm_bonferroni_method"/>
+    <w:p>
+      <w:pPr>
+        <w:pStyle w:val="Bibliography"/>
+      </w:pPr>
+      <w:r>
+        <w:t xml:space="preserve">[10]</w:t>
+      </w:r>
+      <w:r>
+        <w:t xml:space="preserve"> </w:t>
+      </w:r>
+      <w:r>
+        <w:t xml:space="preserve">	</w:t>
+      </w:r>
+      <w:r>
+        <w:t xml:space="preserve">Wikipedia contributors,</w:t>
+      </w:r>
+      <w:r>
+        <w:t xml:space="preserve"> </w:t>
+      </w:r>
+      <w:r>
+        <w:t xml:space="preserve">“Holm–bonferroni method —</w:t>
+      </w:r>
+      <w:r>
+        <w:t xml:space="preserve"> </w:t>
+      </w:r>
+      <w:r>
+        <w:t xml:space="preserve">Wikipedia</w:t>
+      </w:r>
+      <w:r>
+        <w:t xml:space="preserve">,</w:t>
+      </w:r>
+      <w:r>
+        <w:t xml:space="preserve"> </w:t>
+      </w:r>
+      <w:r>
+        <w:t xml:space="preserve">the free encyclopedia.”</w:t>
+      </w:r>
+      <w:r>
+        <w:t xml:space="preserve"> </w:t>
+      </w:r>
+      <w:r>
+        <w:t xml:space="preserve">2026. Available:</w:t>
+      </w:r>
+      <w:r>
+        <w:t xml:space="preserve"> </w:t>
+      </w:r>
+      <w:hyperlink r:id="rId113">
+        <w:r>
+          <w:rPr>
+            <w:rStyle w:val="Hyperlink"/>
+          </w:rPr>
+          <w:t xml:space="preserve">https://en.wikipedia.org/wiki/Holm%E2%80%93Bonferroni_method</w:t>
+        </w:r>
+      </w:hyperlink>
+    </w:p>
+    <w:bookmarkEnd w:id="114"/>
+    <w:bookmarkStart w:id="116" w:name="ref-CaseBerg01"/>
+    <w:p>
+      <w:pPr>
+        <w:pStyle w:val="Bibliography"/>
+      </w:pPr>
+      <w:r>
+        <w:t xml:space="preserve">[11]</w:t>
+      </w:r>
+      <w:r>
+        <w:t xml:space="preserve"> </w:t>
+      </w:r>
+      <w:r>
+        <w:t xml:space="preserve">	</w:t>
+      </w:r>
+      <w:r>
+        <w:t xml:space="preserve">G. Casella and R. Berger,</w:t>
+      </w:r>
+      <w:r>
+        <w:t xml:space="preserve"> </w:t>
+      </w:r>
+      <w:r>
+        <w:rPr>
+          <w:i/>
+          <w:iCs/>
+        </w:rPr>
+        <w:t xml:space="preserve">Statistical inference</w:t>
+      </w:r>
+      <w:r>
+        <w:t xml:space="preserve">, 2nd ed. Cengage Learning, 2002. Available:</w:t>
+      </w:r>
+      <w:r>
+        <w:t xml:space="preserve"> </w:t>
+      </w:r>
+      <w:hyperlink r:id="rId115">
         <w:r>
           <w:rPr>
             <w:rStyle w:val="Hyperlink"/>
@@ -28872,18 +29276,24 @@
           <w:t xml:space="preserve">https://www.cengage.com/c/statistical-inference-2e-casella-berger/9780534243128/</w:t>
         </w:r>
       </w:hyperlink>
-      <w:r>
-        <w:t xml:space="preserve">.</w:t>
-      </w:r>
     </w:p>
-    <w:bookmarkEnd w:id="102"/>
-    <w:bookmarkStart w:id="104" w:name="ref-efron2016computer"/>
+    <w:bookmarkEnd w:id="116"/>
+    <w:bookmarkStart w:id="117" w:name="ref-rice2007mathematical"/>
     <w:p>
       <w:pPr>
         <w:pStyle w:val="Bibliography"/>
       </w:pPr>
       <w:r>
-        <w:t xml:space="preserve">Efron, Bradley, and Trevor Hastie. 2016.</w:t>
+        <w:t xml:space="preserve">[12]</w:t>
+      </w:r>
+      <w:r>
+        <w:t xml:space="preserve"> </w:t>
+      </w:r>
+      <w:r>
+        <w:t xml:space="preserve">	</w:t>
+      </w:r>
+      <w:r>
+        <w:t xml:space="preserve">J. A. Rice,</w:t>
       </w:r>
       <w:r>
         <w:t xml:space="preserve"> </w:t>
@@ -28893,40 +29303,81 @@
           <w:i/>
           <w:iCs/>
         </w:rPr>
-        <w:t xml:space="preserve">Computer Age Statistical Inference: Algorithms, Evidence, and Data Science</w:t>
-      </w:r>
-      <w:r>
-        <w:t xml:space="preserve">. Cambridge University Press.</w:t>
-      </w:r>
-      <w:r>
-        <w:t xml:space="preserve"> </w:t>
-      </w:r>
-      <w:hyperlink r:id="rId103">
+        <w:t xml:space="preserve">Mathematical statistics and data analysis</w:t>
+      </w:r>
+      <w:r>
+        <w:t xml:space="preserve">, 3rd ed. Belmont, CA: Cengage Learning, 2007.</w:t>
+      </w:r>
+    </w:p>
+    <w:bookmarkEnd w:id="117"/>
+    <w:bookmarkStart w:id="119" w:name="ref-benjamini2001control"/>
+    <w:p>
+      <w:pPr>
+        <w:pStyle w:val="Bibliography"/>
+      </w:pPr>
+      <w:r>
+        <w:t xml:space="preserve">[13]</w:t>
+      </w:r>
+      <w:r>
+        <w:t xml:space="preserve"> </w:t>
+      </w:r>
+      <w:r>
+        <w:t xml:space="preserve">	</w:t>
+      </w:r>
+      <w:r>
+        <w:t xml:space="preserve">Y. Benjamini and D. Yekutieli,</w:t>
+      </w:r>
+      <w:r>
+        <w:t xml:space="preserve"> </w:t>
+      </w:r>
+      <w:r>
+        <w:t xml:space="preserve">“The control of the false discovery rate in multiple testing under dependency,”</w:t>
+      </w:r>
+      <w:r>
+        <w:t xml:space="preserve"> </w:t>
+      </w:r>
+      <w:r>
+        <w:rPr>
+          <w:i/>
+          <w:iCs/>
+        </w:rPr>
+        <w:t xml:space="preserve">The Annals of Statistics</w:t>
+      </w:r>
+      <w:r>
+        <w:t xml:space="preserve">, vol. 29, no. 4, 2001, doi:</w:t>
+      </w:r>
+      <w:r>
+        <w:t xml:space="preserve"> </w:t>
+      </w:r>
+      <w:hyperlink r:id="rId118">
         <w:r>
           <w:rPr>
             <w:rStyle w:val="Hyperlink"/>
           </w:rPr>
-          <w:t xml:space="preserve">https://doi.org/10.1017/CBO9781316576533</w:t>
+          <w:t xml:space="preserve">10.1214/aos/1013699998</w:t>
         </w:r>
       </w:hyperlink>
       <w:r>
         <w:t xml:space="preserve">.</w:t>
       </w:r>
     </w:p>
-    <w:bookmarkEnd w:id="104"/>
-    <w:bookmarkStart w:id="105" w:name="ref-holm1979simple"/>
+    <w:bookmarkEnd w:id="119"/>
+    <w:bookmarkStart w:id="121" w:name="ref-efron2016computer"/>
     <w:p>
       <w:pPr>
         <w:pStyle w:val="Bibliography"/>
       </w:pPr>
       <w:r>
-        <w:t xml:space="preserve">Holm, Sture. 1979.</w:t>
-      </w:r>
-      <w:r>
-        <w:t xml:space="preserve"> </w:t>
-      </w:r>
-      <w:r>
-        <w:t xml:space="preserve">“A Simple Sequentially Rejective Multiple Test Procedure.”</w:t>
+        <w:t xml:space="preserve">[14]</w:t>
+      </w:r>
+      <w:r>
+        <w:t xml:space="preserve"> </w:t>
+      </w:r>
+      <w:r>
+        <w:t xml:space="preserve">	</w:t>
+      </w:r>
+      <w:r>
+        <w:t xml:space="preserve">B. Efron and T. Hastie,</w:t>
       </w:r>
       <w:r>
         <w:t xml:space="preserve"> </w:t>
@@ -28936,23 +29387,49 @@
           <w:i/>
           <w:iCs/>
         </w:rPr>
-        <w:t xml:space="preserve">Scandinavian Journal of Statistics</w:t>
-      </w:r>
-      <w:r>
-        <w:t xml:space="preserve"> </w:t>
-      </w:r>
-      <w:r>
-        <w:t xml:space="preserve">6 (2): 65–70.</w:t>
+        <w:t xml:space="preserve">Computer age statistical inference: Algorithms, evidence, and data science</w:t>
+      </w:r>
+      <w:r>
+        <w:t xml:space="preserve">. Cambridge University Press, 2016. doi:</w:t>
+      </w:r>
+      <w:r>
+        <w:t xml:space="preserve"> </w:t>
+      </w:r>
+      <w:hyperlink r:id="rId120">
+        <w:r>
+          <w:rPr>
+            <w:rStyle w:val="Hyperlink"/>
+          </w:rPr>
+          <w:t xml:space="preserve">10.1017/CBO9781316576533</w:t>
+        </w:r>
+      </w:hyperlink>
+      <w:r>
+        <w:t xml:space="preserve">.</w:t>
       </w:r>
     </w:p>
-    <w:bookmarkEnd w:id="105"/>
-    <w:bookmarkStart w:id="107" w:name="ref-james2021islr2e"/>
+    <w:bookmarkEnd w:id="121"/>
+    <w:bookmarkStart w:id="123" w:name="ref-storey2002direct"/>
     <w:p>
       <w:pPr>
         <w:pStyle w:val="Bibliography"/>
       </w:pPr>
       <w:r>
-        <w:t xml:space="preserve">James, Gareth, Daniela Witten, Trevor Hastie, and Robert Tibshirani. 2021.</w:t>
+        <w:t xml:space="preserve">[15]</w:t>
+      </w:r>
+      <w:r>
+        <w:t xml:space="preserve"> </w:t>
+      </w:r>
+      <w:r>
+        <w:t xml:space="preserve">	</w:t>
+      </w:r>
+      <w:r>
+        <w:t xml:space="preserve">J. D. Storey,</w:t>
+      </w:r>
+      <w:r>
+        <w:t xml:space="preserve"> </w:t>
+      </w:r>
+      <w:r>
+        <w:t xml:space="preserve">“A direct approach to false discovery rates,”</w:t>
       </w:r>
       <w:r>
         <w:t xml:space="preserve"> </w:t>
@@ -28962,590 +29439,29 @@
           <w:i/>
           <w:iCs/>
         </w:rPr>
-        <w:t xml:space="preserve">An Introduction to Statistical Learning: With Applications in</w:t>
-      </w:r>
-      <w:r>
-        <w:rPr>
-          <w:i/>
-          <w:iCs/>
-        </w:rPr>
-        <w:t xml:space="preserve"> </w:t>
-      </w:r>
-      <w:r>
-        <w:rPr>
-          <w:i/>
-          <w:iCs/>
-        </w:rPr>
-        <w:t xml:space="preserve">R</w:t>
-      </w:r>
-      <w:r>
-        <w:t xml:space="preserve">. 2nd ed. Springer.</w:t>
-      </w:r>
-      <w:r>
-        <w:t xml:space="preserve"> </w:t>
-      </w:r>
-      <w:hyperlink r:id="rId106">
+        <w:t xml:space="preserve">Journal of the Royal Statistical Society: Series B (Statistical Methodology)</w:t>
+      </w:r>
+      <w:r>
+        <w:t xml:space="preserve">, vol. 64, no. 3, pp. 479–498, 2002, doi:</w:t>
+      </w:r>
+      <w:r>
+        <w:t xml:space="preserve"> </w:t>
+      </w:r>
+      <w:hyperlink r:id="rId122">
         <w:r>
           <w:rPr>
             <w:rStyle w:val="Hyperlink"/>
           </w:rPr>
-          <w:t xml:space="preserve">https://doi.org/10.1007/978-1-0716-1418-1</w:t>
+          <w:t xml:space="preserve">10.1111/1467-9868.00346</w:t>
         </w:r>
       </w:hyperlink>
       <w:r>
         <w:t xml:space="preserve">.</w:t>
       </w:r>
     </w:p>
-    <w:bookmarkEnd w:id="107"/>
-    <w:bookmarkStart w:id="109" w:name="ref-khan2001classification"/>
-    <w:p>
-      <w:pPr>
-        <w:pStyle w:val="Bibliography"/>
-      </w:pPr>
-      <w:r>
-        <w:t xml:space="preserve">Khan, Javed, Jun S. Wei, Markus Ringnér, et al. 2001.</w:t>
-      </w:r>
-      <w:r>
-        <w:t xml:space="preserve"> </w:t>
-      </w:r>
-      <w:r>
-        <w:t xml:space="preserve">“Classification and Diagnostic Prediction of Cancers Using Gene Expression Profiling and Artificial Neural Networks.”</w:t>
-      </w:r>
-      <w:r>
-        <w:t xml:space="preserve"> </w:t>
-      </w:r>
-      <w:r>
-        <w:rPr>
-          <w:i/>
-          <w:iCs/>
-        </w:rPr>
-        <w:t xml:space="preserve">Nature Medicine</w:t>
-      </w:r>
-      <w:r>
-        <w:t xml:space="preserve"> </w:t>
-      </w:r>
-      <w:r>
-        <w:t xml:space="preserve">7 (6): 673–79.</w:t>
-      </w:r>
-      <w:r>
-        <w:t xml:space="preserve"> </w:t>
-      </w:r>
-      <w:hyperlink r:id="rId108">
-        <w:r>
-          <w:rPr>
-            <w:rStyle w:val="Hyperlink"/>
-          </w:rPr>
-          <w:t xml:space="preserve">https://doi.org/10.1038/89044</w:t>
-        </w:r>
-      </w:hyperlink>
-      <w:r>
-        <w:t xml:space="preserve">.</w:t>
-      </w:r>
-    </w:p>
-    <w:bookmarkEnd w:id="109"/>
-    <w:bookmarkStart w:id="110" w:name="ref-rice2007mathematical"/>
-    <w:p>
-      <w:pPr>
-        <w:pStyle w:val="Bibliography"/>
-      </w:pPr>
-      <w:r>
-        <w:t xml:space="preserve">Rice, John A. 2007.</w:t>
-      </w:r>
-      <w:r>
-        <w:t xml:space="preserve"> </w:t>
-      </w:r>
-      <w:r>
-        <w:rPr>
-          <w:i/>
-          <w:iCs/>
-        </w:rPr>
-        <w:t xml:space="preserve">Mathematical Statistics and Data Analysis</w:t>
-      </w:r>
-      <w:r>
-        <w:t xml:space="preserve">. 3rd ed. Cengage Learning.</w:t>
-      </w:r>
-    </w:p>
-    <w:bookmarkEnd w:id="110"/>
-    <w:bookmarkStart w:id="112" w:name="ref-storey2002direct"/>
-    <w:p>
-      <w:pPr>
-        <w:pStyle w:val="Bibliography"/>
-      </w:pPr>
-      <w:r>
-        <w:t xml:space="preserve">Storey, John D. 2002.</w:t>
-      </w:r>
-      <w:r>
-        <w:t xml:space="preserve"> </w:t>
-      </w:r>
-      <w:r>
-        <w:t xml:space="preserve">“A Direct Approach to False Discovery Rates.”</w:t>
-      </w:r>
-      <w:r>
-        <w:t xml:space="preserve"> </w:t>
-      </w:r>
-      <w:r>
-        <w:rPr>
-          <w:i/>
-          <w:iCs/>
-        </w:rPr>
-        <w:t xml:space="preserve">Journal of the Royal Statistical Society: Series B (Statistical Methodology)</w:t>
-      </w:r>
-      <w:r>
-        <w:t xml:space="preserve"> </w:t>
-      </w:r>
-      <w:r>
-        <w:t xml:space="preserve">64 (3): 479–98.</w:t>
-      </w:r>
-      <w:r>
-        <w:t xml:space="preserve"> </w:t>
-      </w:r>
-      <w:hyperlink r:id="rId111">
-        <w:r>
-          <w:rPr>
-            <w:rStyle w:val="Hyperlink"/>
-          </w:rPr>
-          <w:t xml:space="preserve">https://doi.org/10.1111/1467-9868.00346</w:t>
-        </w:r>
-      </w:hyperlink>
-      <w:r>
-        <w:t xml:space="preserve">.</w:t>
-      </w:r>
-    </w:p>
-    <w:bookmarkEnd w:id="112"/>
-    <w:bookmarkStart w:id="114" w:name="ref-wikipedia_bonferroni_correction"/>
-    <w:p>
-      <w:pPr>
-        <w:pStyle w:val="Bibliography"/>
-      </w:pPr>
-      <w:r>
-        <w:t xml:space="preserve">Wikipedia contributors. 2026a.</w:t>
-      </w:r>
-      <w:r>
-        <w:t xml:space="preserve"> </w:t>
-      </w:r>
-      <w:r>
-        <w:rPr>
-          <w:i/>
-          <w:iCs/>
-        </w:rPr>
-        <w:t xml:space="preserve">Bonferroni Correction —</w:t>
-      </w:r>
-      <w:r>
-        <w:rPr>
-          <w:i/>
-          <w:iCs/>
-        </w:rPr>
-        <w:t xml:space="preserve"> </w:t>
-      </w:r>
-      <w:r>
-        <w:rPr>
-          <w:i/>
-          <w:iCs/>
-        </w:rPr>
-        <w:t xml:space="preserve">Wikipedia</w:t>
-      </w:r>
-      <w:r>
-        <w:rPr>
-          <w:i/>
-          <w:iCs/>
-        </w:rPr>
-        <w:t xml:space="preserve">,</w:t>
-      </w:r>
-      <w:r>
-        <w:rPr>
-          <w:i/>
-          <w:iCs/>
-        </w:rPr>
-        <w:t xml:space="preserve"> </w:t>
-      </w:r>
-      <w:r>
-        <w:rPr>
-          <w:i/>
-          <w:iCs/>
-        </w:rPr>
-        <w:t xml:space="preserve">the Free Encyclopedia</w:t>
-      </w:r>
-      <w:r>
-        <w:t xml:space="preserve">.</w:t>
-      </w:r>
-      <w:r>
-        <w:t xml:space="preserve"> </w:t>
-      </w:r>
-      <w:hyperlink r:id="rId113">
-        <w:r>
-          <w:rPr>
-            <w:rStyle w:val="Hyperlink"/>
-          </w:rPr>
-          <w:t xml:space="preserve">https://en.wikipedia.org/wiki/Bonferroni_correction</w:t>
-        </w:r>
-      </w:hyperlink>
-      <w:r>
-        <w:t xml:space="preserve">.</w:t>
-      </w:r>
-    </w:p>
-    <w:bookmarkEnd w:id="114"/>
-    <w:bookmarkStart w:id="116" w:name="ref-wikipedia_booles_inequality"/>
-    <w:p>
-      <w:pPr>
-        <w:pStyle w:val="Bibliography"/>
-      </w:pPr>
-      <w:r>
-        <w:t xml:space="preserve">Wikipedia contributors. 2026b.</w:t>
-      </w:r>
-      <w:r>
-        <w:t xml:space="preserve"> </w:t>
-      </w:r>
-      <w:r>
-        <w:rPr>
-          <w:i/>
-          <w:iCs/>
-        </w:rPr>
-        <w:t xml:space="preserve">Boole’s Inequality —</w:t>
-      </w:r>
-      <w:r>
-        <w:rPr>
-          <w:i/>
-          <w:iCs/>
-        </w:rPr>
-        <w:t xml:space="preserve"> </w:t>
-      </w:r>
-      <w:r>
-        <w:rPr>
-          <w:i/>
-          <w:iCs/>
-        </w:rPr>
-        <w:t xml:space="preserve">Wikipedia</w:t>
-      </w:r>
-      <w:r>
-        <w:rPr>
-          <w:i/>
-          <w:iCs/>
-        </w:rPr>
-        <w:t xml:space="preserve">,</w:t>
-      </w:r>
-      <w:r>
-        <w:rPr>
-          <w:i/>
-          <w:iCs/>
-        </w:rPr>
-        <w:t xml:space="preserve"> </w:t>
-      </w:r>
-      <w:r>
-        <w:rPr>
-          <w:i/>
-          <w:iCs/>
-        </w:rPr>
-        <w:t xml:space="preserve">the Free Encyclopedia</w:t>
-      </w:r>
-      <w:r>
-        <w:t xml:space="preserve">.</w:t>
-      </w:r>
-      <w:r>
-        <w:t xml:space="preserve"> </w:t>
-      </w:r>
-      <w:hyperlink r:id="rId115">
-        <w:r>
-          <w:rPr>
-            <w:rStyle w:val="Hyperlink"/>
-          </w:rPr>
-          <w:t xml:space="preserve">https://en.wikipedia.org/wiki/Boole%27s_inequality</w:t>
-        </w:r>
-      </w:hyperlink>
-      <w:r>
-        <w:t xml:space="preserve">.</w:t>
-      </w:r>
-    </w:p>
-    <w:bookmarkEnd w:id="116"/>
-    <w:bookmarkStart w:id="118" w:name="ref-wikipedia_false_discovery_rate"/>
-    <w:p>
-      <w:pPr>
-        <w:pStyle w:val="Bibliography"/>
-      </w:pPr>
-      <w:r>
-        <w:t xml:space="preserve">Wikipedia contributors. 2026c.</w:t>
-      </w:r>
-      <w:r>
-        <w:t xml:space="preserve"> </w:t>
-      </w:r>
-      <w:r>
-        <w:rPr>
-          <w:i/>
-          <w:iCs/>
-        </w:rPr>
-        <w:t xml:space="preserve">False Discovery Rate —</w:t>
-      </w:r>
-      <w:r>
-        <w:rPr>
-          <w:i/>
-          <w:iCs/>
-        </w:rPr>
-        <w:t xml:space="preserve"> </w:t>
-      </w:r>
-      <w:r>
-        <w:rPr>
-          <w:i/>
-          <w:iCs/>
-        </w:rPr>
-        <w:t xml:space="preserve">Wikipedia</w:t>
-      </w:r>
-      <w:r>
-        <w:rPr>
-          <w:i/>
-          <w:iCs/>
-        </w:rPr>
-        <w:t xml:space="preserve">,</w:t>
-      </w:r>
-      <w:r>
-        <w:rPr>
-          <w:i/>
-          <w:iCs/>
-        </w:rPr>
-        <w:t xml:space="preserve"> </w:t>
-      </w:r>
-      <w:r>
-        <w:rPr>
-          <w:i/>
-          <w:iCs/>
-        </w:rPr>
-        <w:t xml:space="preserve">the Free Encyclopedia</w:t>
-      </w:r>
-      <w:r>
-        <w:t xml:space="preserve">.</w:t>
-      </w:r>
-      <w:r>
-        <w:t xml:space="preserve"> </w:t>
-      </w:r>
-      <w:hyperlink r:id="rId117">
-        <w:r>
-          <w:rPr>
-            <w:rStyle w:val="Hyperlink"/>
-          </w:rPr>
-          <w:t xml:space="preserve">https://en.wikipedia.org/wiki/False_discovery_rate</w:t>
-        </w:r>
-      </w:hyperlink>
-      <w:r>
-        <w:t xml:space="preserve">.</w:t>
-      </w:r>
-    </w:p>
-    <w:bookmarkEnd w:id="118"/>
-    <w:bookmarkStart w:id="120" w:name="ref-wikipedia_family_wise_error_rate"/>
-    <w:p>
-      <w:pPr>
-        <w:pStyle w:val="Bibliography"/>
-      </w:pPr>
-      <w:r>
-        <w:t xml:space="preserve">Wikipedia contributors. 2026d.</w:t>
-      </w:r>
-      <w:r>
-        <w:t xml:space="preserve"> </w:t>
-      </w:r>
-      <w:r>
-        <w:rPr>
-          <w:i/>
-          <w:iCs/>
-        </w:rPr>
-        <w:t xml:space="preserve">Family-Wise Error Rate —</w:t>
-      </w:r>
-      <w:r>
-        <w:rPr>
-          <w:i/>
-          <w:iCs/>
-        </w:rPr>
-        <w:t xml:space="preserve"> </w:t>
-      </w:r>
-      <w:r>
-        <w:rPr>
-          <w:i/>
-          <w:iCs/>
-        </w:rPr>
-        <w:t xml:space="preserve">Wikipedia</w:t>
-      </w:r>
-      <w:r>
-        <w:rPr>
-          <w:i/>
-          <w:iCs/>
-        </w:rPr>
-        <w:t xml:space="preserve">,</w:t>
-      </w:r>
-      <w:r>
-        <w:rPr>
-          <w:i/>
-          <w:iCs/>
-        </w:rPr>
-        <w:t xml:space="preserve"> </w:t>
-      </w:r>
-      <w:r>
-        <w:rPr>
-          <w:i/>
-          <w:iCs/>
-        </w:rPr>
-        <w:t xml:space="preserve">the Free Encyclopedia</w:t>
-      </w:r>
-      <w:r>
-        <w:t xml:space="preserve">.</w:t>
-      </w:r>
-      <w:r>
-        <w:t xml:space="preserve"> </w:t>
-      </w:r>
-      <w:hyperlink r:id="rId119">
-        <w:r>
-          <w:rPr>
-            <w:rStyle w:val="Hyperlink"/>
-          </w:rPr>
-          <w:t xml:space="preserve">https://en.wikipedia.org/wiki/Family-wise_error_rate</w:t>
-        </w:r>
-      </w:hyperlink>
-      <w:r>
-        <w:t xml:space="preserve">.</w:t>
-      </w:r>
-    </w:p>
-    <w:bookmarkEnd w:id="120"/>
-    <w:bookmarkStart w:id="122" w:name="ref-wikipedia_holm_bonferroni_method"/>
-    <w:p>
-      <w:pPr>
-        <w:pStyle w:val="Bibliography"/>
-      </w:pPr>
-      <w:r>
-        <w:t xml:space="preserve">Wikipedia contributors. 2026e.</w:t>
-      </w:r>
-      <w:r>
-        <w:t xml:space="preserve"> </w:t>
-      </w:r>
-      <w:r>
-        <w:rPr>
-          <w:i/>
-          <w:iCs/>
-        </w:rPr>
-        <w:t xml:space="preserve">Holm–Bonferroni Method —</w:t>
-      </w:r>
-      <w:r>
-        <w:rPr>
-          <w:i/>
-          <w:iCs/>
-        </w:rPr>
-        <w:t xml:space="preserve"> </w:t>
-      </w:r>
-      <w:r>
-        <w:rPr>
-          <w:i/>
-          <w:iCs/>
-        </w:rPr>
-        <w:t xml:space="preserve">Wikipedia</w:t>
-      </w:r>
-      <w:r>
-        <w:rPr>
-          <w:i/>
-          <w:iCs/>
-        </w:rPr>
-        <w:t xml:space="preserve">,</w:t>
-      </w:r>
-      <w:r>
-        <w:rPr>
-          <w:i/>
-          <w:iCs/>
-        </w:rPr>
-        <w:t xml:space="preserve"> </w:t>
-      </w:r>
-      <w:r>
-        <w:rPr>
-          <w:i/>
-          <w:iCs/>
-        </w:rPr>
-        <w:t xml:space="preserve">the Free Encyclopedia</w:t>
-      </w:r>
-      <w:r>
-        <w:t xml:space="preserve">.</w:t>
-      </w:r>
-      <w:r>
-        <w:t xml:space="preserve"> </w:t>
-      </w:r>
-      <w:hyperlink r:id="rId121">
-        <w:r>
-          <w:rPr>
-            <w:rStyle w:val="Hyperlink"/>
-          </w:rPr>
-          <w:t xml:space="preserve">https://en.wikipedia.org/wiki/Holm%E2%80%93Bonferroni_method</w:t>
-        </w:r>
-      </w:hyperlink>
-      <w:r>
-        <w:t xml:space="preserve">.</w:t>
-      </w:r>
-    </w:p>
-    <w:bookmarkEnd w:id="122"/>
-    <w:bookmarkStart w:id="124" w:name="X4c2229fbc763f35824b6512c3d029bed86ed837"/>
-    <w:p>
-      <w:pPr>
-        <w:pStyle w:val="Bibliography"/>
-      </w:pPr>
-      <w:r>
-        <w:t xml:space="preserve">Wikipedia contributors. 2026f.</w:t>
-      </w:r>
-      <w:r>
-        <w:t xml:space="preserve"> </w:t>
-      </w:r>
-      <w:r>
-        <w:rPr>
-          <w:i/>
-          <w:iCs/>
-        </w:rPr>
-        <w:t xml:space="preserve">Multiple Comparisons Problem —</w:t>
-      </w:r>
-      <w:r>
-        <w:rPr>
-          <w:i/>
-          <w:iCs/>
-        </w:rPr>
-        <w:t xml:space="preserve"> </w:t>
-      </w:r>
-      <w:r>
-        <w:rPr>
-          <w:i/>
-          <w:iCs/>
-        </w:rPr>
-        <w:t xml:space="preserve">Wikipedia</w:t>
-      </w:r>
-      <w:r>
-        <w:rPr>
-          <w:i/>
-          <w:iCs/>
-        </w:rPr>
-        <w:t xml:space="preserve">,</w:t>
-      </w:r>
-      <w:r>
-        <w:rPr>
-          <w:i/>
-          <w:iCs/>
-        </w:rPr>
-        <w:t xml:space="preserve"> </w:t>
-      </w:r>
-      <w:r>
-        <w:rPr>
-          <w:i/>
-          <w:iCs/>
-        </w:rPr>
-        <w:t xml:space="preserve">the Free Encyclopedia</w:t>
-      </w:r>
-      <w:r>
-        <w:t xml:space="preserve">.</w:t>
-      </w:r>
-      <w:r>
-        <w:t xml:space="preserve"> </w:t>
-      </w:r>
-      <w:hyperlink r:id="rId123">
-        <w:r>
-          <w:rPr>
-            <w:rStyle w:val="Hyperlink"/>
-          </w:rPr>
-          <w:t xml:space="preserve">https://en.wikipedia.org/wiki/Multiple_comparisons_problem</w:t>
-        </w:r>
-      </w:hyperlink>
-      <w:r>
-        <w:t xml:space="preserve">.</w:t>
-      </w:r>
-    </w:p>
+    <w:bookmarkEnd w:id="123"/>
     <w:bookmarkEnd w:id="124"/>
     <w:bookmarkEnd w:id="125"/>
-    <w:bookmarkEnd w:id="126"/>
     <w:sectPr>
       <w:footnotePr>
         <w:numRestart w:val="eachSect"/>
@@ -29887,9 +29803,6 @@
     <w:abstractNumId w:val="991"/>
   </w:num>
   <w:num w:numId="1005">
-    <w:abstractNumId w:val="991"/>
-  </w:num>
-  <w:num w:numId="1006">
     <w:abstractNumId w:val="991"/>
   </w:num>
 </w:numbering>
